--- a/教案生成器/lesson-plan-docx-generator/docs/evidence/issue-73-synthetic-course/artifacts/教案16_项目三：排序与检索性能_快速排序分区不变量、递归与复杂度.docx
+++ b/教案生成器/lesson-plan-docx-generator/docs/evidence/issue-73-synthetic-course/artifacts/教案16_项目三：排序与检索性能_快速排序分区不变量、递归与复杂度.docx
@@ -822,7 +822,7 @@
                 <w:sz w:val="24"/>
                 <w:szCs w:val="24"/>
               </w:rPr>
-              <w:t>1. 快速排序通过分区把支点放到其最终位置，再递归处理左右子区间。</w:t>
+              <w:t>1. 快速排序分区将支点放至最终位置后递归处理左右子区间；本课固定Lomuto末元素支点和严格小于规则。</w:t>
             </w:r>
             <w:bookmarkEnd w:id="11"/>
           </w:p>
@@ -841,7 +841,7 @@
                 <w:sz w:val="24"/>
                 <w:szCs w:val="24"/>
               </w:rPr>
-              <w:t>2. 本项目固定 Lomuto 规则：pivot=a[high]，j 从 low 到 high-1，只有 a[j].quantity &lt; pivot.quantity 才与 i 区域交换。</w:t>
+              <w:t>2. 扫描期间[low..i-1]键小于pivot，[i..j-1]键大于等于pivot，余下未处理；循环后交换pivot与i并递归[pivot-左]、[pivot-右]区间。</w:t>
             </w:r>
           </w:p>
           <w:p>
@@ -859,7 +859,7 @@
                 <w:sz w:val="24"/>
                 <w:szCs w:val="24"/>
               </w:rPr>
-              <w:t>3. 分区过程中保持 [low..i-1] 均小于 pivot，[i..j-1] 均大于或等于 pivot，其余尚未扫描；扫描后将支点与 i 交换。</w:t>
+              <w:t>3. 平衡分区时最好Θ(n log n)；若支点位置随机或分区期望较均衡，期望/平均O(n log n)。</w:t>
             </w:r>
           </w:p>
           <w:p>
@@ -877,7 +877,79 @@
                 <w:sz w:val="24"/>
                 <w:szCs w:val="24"/>
               </w:rPr>
-              <w:t>4. 递归边界 low&gt;=high；平均时间 O(n log n)，最坏 O(n²)；递归栈平均 O(log n)，极端分区时 O(n)。严格小于会把相等键留在右侧，算法不稳定。</w:t>
+              <w:t>4. 每次都产生极端分区时最坏Θ(n²)，如末元素支点处理已排序序列或全相等键；递归栈平衡时O(log n)、最坏O(n)。</w:t>
+            </w:r>
+          </w:p>
+          <w:p>
+            <w:pPr>
+              <w:jc w:val="left"/>
+              <w:rPr>
+                <w:rFonts w:ascii="仿宋" w:eastAsia="仿宋" w:hAnsi="仿宋"/>
+                <w:sz w:val="24"/>
+                <w:szCs w:val="24"/>
+              </w:rPr>
+            </w:pPr>
+            <w:r>
+              <w:rPr>
+                <w:rFonts w:ascii="仿宋" w:eastAsia="仿宋" w:hAnsi="仿宋" w:hint="eastAsia"/>
+                <w:sz w:val="24"/>
+                <w:szCs w:val="24"/>
+              </w:rPr>
+              <w:t>5. Lomuto分区本身用O(1)临时空间但递归需要栈；严格小于会让等键落右侧，且交换可能颠倒记录身份，因此不稳定。</w:t>
+            </w:r>
+          </w:p>
+          <w:p>
+            <w:pPr>
+              <w:jc w:val="left"/>
+              <w:rPr>
+                <w:rFonts w:ascii="仿宋" w:eastAsia="仿宋" w:hAnsi="仿宋"/>
+                <w:sz w:val="24"/>
+                <w:szCs w:val="24"/>
+              </w:rPr>
+            </w:pPr>
+            <w:r>
+              <w:rPr>
+                <w:rFonts w:ascii="仿宋" w:eastAsia="仿宋" w:hAnsi="仿宋" w:hint="eastAsia"/>
+                <w:sz w:val="24"/>
+                <w:szCs w:val="24"/>
+              </w:rPr>
+              <w:t>6. 支点选择优化：随机支点从当前区间均匀抽一个位置并换到 high；三数取中比较 low、mid、high，把中位键移到 high。它们降低常见极端支点概率，但最坏仍 Θ(n²)，且二路Lomuto对全相等键仍退化。</w:t>
+            </w:r>
+          </w:p>
+          <w:p>
+            <w:pPr>
+              <w:jc w:val="left"/>
+              <w:rPr>
+                <w:rFonts w:ascii="仿宋" w:eastAsia="仿宋" w:hAnsi="仿宋"/>
+                <w:sz w:val="24"/>
+                <w:szCs w:val="24"/>
+              </w:rPr>
+            </w:pPr>
+            <w:r>
+              <w:rPr>
+                <w:rFonts w:ascii="仿宋" w:eastAsia="仿宋" w:hAnsi="仿宋" w:hint="eastAsia"/>
+                <w:sz w:val="24"/>
+                <w:szCs w:val="24"/>
+              </w:rPr>
+              <w:t>7. 三路分区维护 &lt;pivot、=pivot、&gt;pivot 三段：小于时与左边界交换并前移两个游标；大于时与右边界交换、右界左移而扫描游标不动；相等时只推进扫描游标。递归仅处理两侧，所有键相等时一次线性扫描后结束。</w:t>
+            </w:r>
+          </w:p>
+          <w:p>
+            <w:pPr>
+              <w:jc w:val="left"/>
+              <w:rPr>
+                <w:rFonts w:ascii="仿宋" w:eastAsia="仿宋" w:hAnsi="仿宋"/>
+                <w:sz w:val="24"/>
+                <w:szCs w:val="24"/>
+              </w:rPr>
+            </w:pPr>
+            <w:r>
+              <w:rPr>
+                <w:rFonts w:ascii="仿宋" w:eastAsia="仿宋" w:hAnsi="仿宋" w:hint="eastAsia"/>
+                <w:sz w:val="24"/>
+                <w:szCs w:val="24"/>
+              </w:rPr>
+              <w:t>8. Introsort设置深度上限 2⌊log₂n⌋并先执行快速排序；达到上限后对当前区间改用堆排序，较小区间可改用插入排序，因此最坏时间为 O(n log n)。三路分区适合重复键，但不单独保证任意输入的 O(n log n) 最坏时间。</w:t>
             </w:r>
           </w:p>
         </w:tc>
@@ -1184,7 +1256,7 @@
                 <w:sz w:val="24"/>
                 <w:szCs w:val="24"/>
               </w:rPr>
-              <w:t>2. 比较平均与最坏分区树，解释最坏情况下总工作量和递归栈为什么增大。</w:t>
+              <w:t>2. 比较平衡、随机/期望与极端分区的时间及栈复杂度，并说明常见改进的边界。</w:t>
             </w:r>
           </w:p>
         </w:tc>
@@ -2398,7 +2470,7 @@
                       <w:kern w:val="0"/>
                       <w:sz w:val="22"/>
                     </w:rPr>
-                    <w:t>到课并备齐当前任务材料</w:t>
+                    <w:t>携带冻结输入序列和Lomuto分区约定卡</w:t>
                   </w:r>
                 </w:p>
               </w:tc>
@@ -2551,7 +2623,7 @@
                       <w:kern w:val="0"/>
                       <w:sz w:val="22"/>
                     </w:rPr>
-                    <w:t>关注指定输入的分区过程与递归树中的处理依据</w:t>
+                    <w:t>关注支点位置、循环不变量和递归区间</w:t>
                   </w:r>
                 </w:p>
               </w:tc>
@@ -2704,7 +2776,7 @@
                       <w:kern w:val="0"/>
                       <w:sz w:val="22"/>
                     </w:rPr>
-                    <w:t>说明指定输入的分区过程与递归树的一项形成依据</w:t>
+                    <w:t>解释严格小于如何决定等键记录分区</w:t>
                   </w:r>
                 </w:p>
               </w:tc>
@@ -2918,7 +2990,7 @@
                       <w:kern w:val="0"/>
                       <w:sz w:val="22"/>
                     </w:rPr>
-                    <w:t>按本课要求保留对应记录</w:t>
+                    <w:t>按末元素支点与扫描边界实现规则推演</w:t>
                   </w:r>
                 </w:p>
               </w:tc>
@@ -3042,7 +3114,7 @@
                     </w:rPr>
                   </w:pPr>
                   <w:r>
-                    <w:t>说明指定输入的分区过程与递归树的职业用途</w:t>
+                    <w:t>说明快排不稳定及本课固定规则范围</w:t>
                   </w:r>
                 </w:p>
               </w:tc>
@@ -3203,7 +3275,7 @@
                       <w:kern w:val="0"/>
                       <w:sz w:val="22"/>
                     </w:rPr>
-                    <w:t>如实报告指定输入的分区过程与递归树的完成情况</w:t>
+                    <w:t>说明应用快速排序时需考虑输入分布风险</w:t>
                   </w:r>
                 </w:p>
               </w:tc>
@@ -3356,7 +3428,7 @@
                       <w:kern w:val="0"/>
                       <w:sz w:val="22"/>
                     </w:rPr>
-                    <w:t>整理本课材料及其对应位置</w:t>
+                    <w:t>每轮保留low/high、i/j和pivotIndex</w:t>
                   </w:r>
                 </w:p>
               </w:tc>
@@ -3522,7 +3594,7 @@
                       <w:kern w:val="0"/>
                       <w:sz w:val="22"/>
                     </w:rPr>
-                    <w:t>预读指定输入的分区过程与递归树对应的任务要求</w:t>
+                    <w:t>预读复杂度情形并提交极端分区疑问</w:t>
                   </w:r>
                 </w:p>
               </w:tc>
@@ -3675,7 +3747,7 @@
                       <w:kern w:val="0"/>
                       <w:sz w:val="22"/>
                     </w:rPr>
-                    <w:t>围绕指定输入的分区过程与递归树解释处理决定</w:t>
+                    <w:t>用调用树和比较记录讨论递归深度</w:t>
                   </w:r>
                 </w:p>
               </w:tc>
@@ -3828,7 +3900,7 @@
                       <w:kern w:val="0"/>
                       <w:sz w:val="22"/>
                     </w:rPr>
-                    <w:t>提交指定输入的分区过程与递归树及修订说明</w:t>
+                    <w:t>提交分区过程表、递归树与复杂度条件</w:t>
                   </w:r>
                 </w:p>
               </w:tc>
@@ -4027,7 +4099,7 @@
                       <w:kern w:val="0"/>
                       <w:sz w:val="22"/>
                     </w:rPr>
-                    <w:t>按本课任务形成指定输入的分区过程与递归树</w:t>
+                    <w:t>核验分区性质、子区间终止及等键处理</w:t>
                   </w:r>
                 </w:p>
               </w:tc>
@@ -4164,7 +4236,7 @@
                       <w:kern w:val="0"/>
                       <w:sz w:val="22"/>
                     </w:rPr>
-                    <w:t>说明指定输入的分区过程与递归树的形成依据</w:t>
+                    <w:t>展示一趟分区后支点最终位置的依据</w:t>
                   </w:r>
                 </w:p>
               </w:tc>
@@ -4301,7 +4373,7 @@
                       <w:kern w:val="0"/>
                       <w:sz w:val="22"/>
                     </w:rPr>
-                    <w:t>补齐指定输入的分区过程与递归树中的当前任务缺项</w:t>
+                    <w:t>按同伴反馈重画首个递归区间并复核</w:t>
                   </w:r>
                 </w:p>
               </w:tc>
